--- a/tests/org.obeonetwork.m2doc.tests/resources/static/wrongM2DocVersion/wrongM2DocVersion-expected-validation.docx
+++ b/tests/org.obeonetwork.m2doc.tests/resources/static/wrongM2DocVersion/wrongM2DocVersion-expected-validation.docx
@@ -33,7 +33,7 @@
           <w:sz w:val="32"/>
           <w:highlight w:val="lightGray"/>
         </w:rPr>
-        <w:t>M2Doc version mismatch: template is 0.0.0 and runtime is 3.3.5</w:t>
+        <w:t>M2Doc version mismatch: template is 0.0.0 and runtime is 3.3.6</w:t>
       </w:r>
       <w:r>
         <w:t xml:space="preserve">    </w:t>

--- a/tests/org.obeonetwork.m2doc.tests/resources/static/wrongM2DocVersion/wrongM2DocVersion-expected-validation.docx
+++ b/tests/org.obeonetwork.m2doc.tests/resources/static/wrongM2DocVersion/wrongM2DocVersion-expected-validation.docx
@@ -33,7 +33,7 @@
           <w:sz w:val="32"/>
           <w:highlight w:val="lightGray"/>
         </w:rPr>
-        <w:t>M2Doc version mismatch: template is 0.0.0 and runtime is 4.0.1</w:t>
+        <w:t>M2Doc version mismatch: template is 0.0.0 and runtime is 4.0.2</w:t>
       </w:r>
       <w:r>
         <w:rPr>
